--- a/episodes/The_Dark_Rise_Episode_82.docx
+++ b/episodes/The_Dark_Rise_Episode_82.docx
@@ -168,20 +168,7 @@
     </w:p>
     <w:p>
       <w:pPr>
-        <w:spacing w:after="0" w:line="360"/>
-      </w:pPr>
-      <w:r>
-        <w:rPr>
-          <w:rFonts w:ascii="Georgia" w:hAnsi="Georgia" w:cs="Georgia"/>
-          <w:sz w:val="24"/>
-          <w:szCs w:val="24"/>
-        </w:rPr>
-        <w:t xml:space="preserve"/>
-      </w:r>
-    </w:p>
-    <w:p>
-      <w:pPr>
-        <w:spacing w:after="60" w:line="360"/>
+        <w:spacing w:after="60" w:line="360" w:before="480"/>
         <w:ind w:firstLine="360"/>
       </w:pPr>
       <w:r>
@@ -265,20 +252,7 @@
     </w:p>
     <w:p>
       <w:pPr>
-        <w:spacing w:after="0" w:line="360"/>
-      </w:pPr>
-      <w:r>
-        <w:rPr>
-          <w:rFonts w:ascii="Georgia" w:hAnsi="Georgia" w:cs="Georgia"/>
-          <w:sz w:val="24"/>
-          <w:szCs w:val="24"/>
-        </w:rPr>
-        <w:t xml:space="preserve"/>
-      </w:r>
-    </w:p>
-    <w:p>
-      <w:pPr>
-        <w:spacing w:after="60" w:line="360"/>
+        <w:spacing w:after="60" w:line="360" w:before="480"/>
         <w:ind w:firstLine="360"/>
       </w:pPr>
       <w:r>
@@ -334,20 +308,7 @@
     </w:p>
     <w:p>
       <w:pPr>
-        <w:spacing w:after="0" w:line="360"/>
-      </w:pPr>
-      <w:r>
-        <w:rPr>
-          <w:rFonts w:ascii="Georgia" w:hAnsi="Georgia" w:cs="Georgia"/>
-          <w:sz w:val="24"/>
-          <w:szCs w:val="24"/>
-        </w:rPr>
-        <w:t xml:space="preserve"/>
-      </w:r>
-    </w:p>
-    <w:p>
-      <w:pPr>
-        <w:spacing w:after="60" w:line="360"/>
+        <w:spacing w:after="60" w:line="360" w:before="480"/>
         <w:ind w:firstLine="360"/>
       </w:pPr>
       <w:r>
